--- a/format/md-22/10_Patient_Information_and_Informed_Consent_Template.docx
+++ b/format/md-22/10_Patient_Information_and_Informed_Consent_Template.docx
@@ -42,7 +42,7 @@
     </w:p>
     <w:tbl>
       <w:tblPr>
-        <w:tblW w:type="dxa" w:w="8906"/>
+        <w:tblW w:w="5000" w:type="pct"/>
         <w:jc w:val="left"/>
         <w:tblLayout w:type="fixed"/>
         <w:tblLook w:firstColumn="1" w:firstRow="1" w:lastColumn="0" w:lastRow="0" w:noHBand="0" w:noVBand="1" w:val="04A0"/>
@@ -58,7 +58,7 @@
         </w:trPr>
         <w:tc>
           <w:tcPr>
-            <w:tcW w:type="dxa" w:w="2300"/>
+            <w:tcW w:w="0" w:type="auto"/>
             <w:tcMar>
               <w:top w:w="90" w:type="dxa"/>
               <w:start w:w="110" w:type="dxa"/>
@@ -97,7 +97,7 @@
         </w:tc>
         <w:tc>
           <w:tcPr>
-            <w:tcW w:type="dxa" w:w="6606"/>
+            <w:tcW w:w="0" w:type="auto"/>
             <w:tcMar>
               <w:top w:w="90" w:type="dxa"/>
               <w:start w:w="110" w:type="dxa"/>
@@ -140,7 +140,7 @@
         </w:trPr>
         <w:tc>
           <w:tcPr>
-            <w:tcW w:type="dxa" w:w="2300"/>
+            <w:tcW w:w="0" w:type="auto"/>
             <w:tcMar>
               <w:top w:w="90" w:type="dxa"/>
               <w:start w:w="110" w:type="dxa"/>
@@ -179,7 +179,7 @@
         </w:tc>
         <w:tc>
           <w:tcPr>
-            <w:tcW w:type="dxa" w:w="6606"/>
+            <w:tcW w:w="0" w:type="auto"/>
             <w:tcMar>
               <w:top w:w="90" w:type="dxa"/>
               <w:start w:w="110" w:type="dxa"/>
@@ -222,7 +222,7 @@
         </w:trPr>
         <w:tc>
           <w:tcPr>
-            <w:tcW w:type="dxa" w:w="2300"/>
+            <w:tcW w:w="0" w:type="auto"/>
             <w:tcMar>
               <w:top w:w="90" w:type="dxa"/>
               <w:start w:w="110" w:type="dxa"/>
@@ -261,7 +261,7 @@
         </w:tc>
         <w:tc>
           <w:tcPr>
-            <w:tcW w:type="dxa" w:w="6606"/>
+            <w:tcW w:w="0" w:type="auto"/>
             <w:tcMar>
               <w:top w:w="90" w:type="dxa"/>
               <w:start w:w="110" w:type="dxa"/>
@@ -304,7 +304,7 @@
         </w:trPr>
         <w:tc>
           <w:tcPr>
-            <w:tcW w:type="dxa" w:w="2300"/>
+            <w:tcW w:w="0" w:type="auto"/>
             <w:tcMar>
               <w:top w:w="90" w:type="dxa"/>
               <w:start w:w="110" w:type="dxa"/>
@@ -343,7 +343,7 @@
         </w:tc>
         <w:tc>
           <w:tcPr>
-            <w:tcW w:type="dxa" w:w="6606"/>
+            <w:tcW w:w="0" w:type="auto"/>
             <w:tcMar>
               <w:top w:w="90" w:type="dxa"/>
               <w:start w:w="110" w:type="dxa"/>
@@ -386,7 +386,7 @@
         </w:trPr>
         <w:tc>
           <w:tcPr>
-            <w:tcW w:type="dxa" w:w="2300"/>
+            <w:tcW w:w="0" w:type="auto"/>
             <w:tcMar>
               <w:top w:w="90" w:type="dxa"/>
               <w:start w:w="110" w:type="dxa"/>
@@ -425,7 +425,7 @@
         </w:tc>
         <w:tc>
           <w:tcPr>
-            <w:tcW w:type="dxa" w:w="6606"/>
+            <w:tcW w:w="0" w:type="auto"/>
             <w:tcMar>
               <w:top w:w="90" w:type="dxa"/>
               <w:start w:w="110" w:type="dxa"/>
@@ -979,7 +979,7 @@
     </w:p>
     <w:tbl>
       <w:tblPr>
-        <w:tblW w:type="dxa" w:w="8906"/>
+        <w:tblW w:w="5000" w:type="pct"/>
         <w:jc w:val="left"/>
         <w:tblLayout w:type="fixed"/>
         <w:tblLook w:firstColumn="1" w:firstRow="1" w:lastColumn="0" w:lastRow="0" w:noHBand="0" w:noVBand="1" w:val="04A0"/>
@@ -995,7 +995,7 @@
         </w:trPr>
         <w:tc>
           <w:tcPr>
-            <w:tcW w:type="dxa" w:w="2300"/>
+            <w:tcW w:w="0" w:type="auto"/>
             <w:tcMar>
               <w:top w:w="90" w:type="dxa"/>
               <w:start w:w="110" w:type="dxa"/>
@@ -1034,7 +1034,7 @@
         </w:tc>
         <w:tc>
           <w:tcPr>
-            <w:tcW w:type="dxa" w:w="6606"/>
+            <w:tcW w:w="0" w:type="auto"/>
             <w:tcMar>
               <w:top w:w="90" w:type="dxa"/>
               <w:start w:w="110" w:type="dxa"/>
@@ -1077,7 +1077,7 @@
         </w:trPr>
         <w:tc>
           <w:tcPr>
-            <w:tcW w:type="dxa" w:w="2300"/>
+            <w:tcW w:w="0" w:type="auto"/>
             <w:tcMar>
               <w:top w:w="90" w:type="dxa"/>
               <w:start w:w="110" w:type="dxa"/>
@@ -1116,7 +1116,7 @@
         </w:tc>
         <w:tc>
           <w:tcPr>
-            <w:tcW w:type="dxa" w:w="6606"/>
+            <w:tcW w:w="0" w:type="auto"/>
             <w:tcMar>
               <w:top w:w="90" w:type="dxa"/>
               <w:start w:w="110" w:type="dxa"/>
@@ -1159,7 +1159,7 @@
         </w:trPr>
         <w:tc>
           <w:tcPr>
-            <w:tcW w:type="dxa" w:w="2300"/>
+            <w:tcW w:w="0" w:type="auto"/>
             <w:tcMar>
               <w:top w:w="90" w:type="dxa"/>
               <w:start w:w="110" w:type="dxa"/>
@@ -1198,7 +1198,7 @@
         </w:tc>
         <w:tc>
           <w:tcPr>
-            <w:tcW w:type="dxa" w:w="6606"/>
+            <w:tcW w:w="0" w:type="auto"/>
             <w:tcMar>
               <w:top w:w="90" w:type="dxa"/>
               <w:start w:w="110" w:type="dxa"/>
@@ -1241,7 +1241,7 @@
         </w:trPr>
         <w:tc>
           <w:tcPr>
-            <w:tcW w:type="dxa" w:w="2300"/>
+            <w:tcW w:w="0" w:type="auto"/>
             <w:tcMar>
               <w:top w:w="90" w:type="dxa"/>
               <w:start w:w="110" w:type="dxa"/>
@@ -1280,7 +1280,7 @@
         </w:tc>
         <w:tc>
           <w:tcPr>
-            <w:tcW w:type="dxa" w:w="6606"/>
+            <w:tcW w:w="0" w:type="auto"/>
             <w:tcMar>
               <w:top w:w="90" w:type="dxa"/>
               <w:start w:w="110" w:type="dxa"/>
@@ -1323,7 +1323,7 @@
         </w:trPr>
         <w:tc>
           <w:tcPr>
-            <w:tcW w:type="dxa" w:w="2300"/>
+            <w:tcW w:w="0" w:type="auto"/>
             <w:tcMar>
               <w:top w:w="90" w:type="dxa"/>
               <w:start w:w="110" w:type="dxa"/>
@@ -1362,7 +1362,7 @@
         </w:tc>
         <w:tc>
           <w:tcPr>
-            <w:tcW w:type="dxa" w:w="6606"/>
+            <w:tcW w:w="0" w:type="auto"/>
             <w:tcMar>
               <w:top w:w="90" w:type="dxa"/>
               <w:start w:w="110" w:type="dxa"/>
@@ -1405,7 +1405,7 @@
         </w:trPr>
         <w:tc>
           <w:tcPr>
-            <w:tcW w:type="dxa" w:w="2300"/>
+            <w:tcW w:w="0" w:type="auto"/>
             <w:tcMar>
               <w:top w:w="90" w:type="dxa"/>
               <w:start w:w="110" w:type="dxa"/>
@@ -1444,7 +1444,7 @@
         </w:tc>
         <w:tc>
           <w:tcPr>
-            <w:tcW w:type="dxa" w:w="6606"/>
+            <w:tcW w:w="0" w:type="auto"/>
             <w:tcMar>
               <w:top w:w="90" w:type="dxa"/>
               <w:start w:w="110" w:type="dxa"/>
@@ -1487,7 +1487,7 @@
         </w:trPr>
         <w:tc>
           <w:tcPr>
-            <w:tcW w:type="dxa" w:w="2300"/>
+            <w:tcW w:w="0" w:type="auto"/>
             <w:tcMar>
               <w:top w:w="90" w:type="dxa"/>
               <w:start w:w="110" w:type="dxa"/>
@@ -1526,7 +1526,7 @@
         </w:tc>
         <w:tc>
           <w:tcPr>
-            <w:tcW w:type="dxa" w:w="6606"/>
+            <w:tcW w:w="0" w:type="auto"/>
             <w:tcMar>
               <w:top w:w="90" w:type="dxa"/>
               <w:start w:w="110" w:type="dxa"/>
@@ -1569,7 +1569,7 @@
         </w:trPr>
         <w:tc>
           <w:tcPr>
-            <w:tcW w:type="dxa" w:w="2300"/>
+            <w:tcW w:w="0" w:type="auto"/>
             <w:tcMar>
               <w:top w:w="90" w:type="dxa"/>
               <w:start w:w="110" w:type="dxa"/>
@@ -1608,7 +1608,7 @@
         </w:tc>
         <w:tc>
           <w:tcPr>
-            <w:tcW w:type="dxa" w:w="6606"/>
+            <w:tcW w:w="0" w:type="auto"/>
             <w:tcMar>
               <w:top w:w="90" w:type="dxa"/>
               <w:start w:w="110" w:type="dxa"/>
@@ -1651,7 +1651,7 @@
         </w:trPr>
         <w:tc>
           <w:tcPr>
-            <w:tcW w:type="dxa" w:w="2300"/>
+            <w:tcW w:w="0" w:type="auto"/>
             <w:tcMar>
               <w:top w:w="90" w:type="dxa"/>
               <w:start w:w="110" w:type="dxa"/>
@@ -1690,7 +1690,7 @@
         </w:tc>
         <w:tc>
           <w:tcPr>
-            <w:tcW w:type="dxa" w:w="6606"/>
+            <w:tcW w:w="0" w:type="auto"/>
             <w:tcMar>
               <w:top w:w="90" w:type="dxa"/>
               <w:start w:w="110" w:type="dxa"/>
@@ -1733,7 +1733,7 @@
         </w:trPr>
         <w:tc>
           <w:tcPr>
-            <w:tcW w:type="dxa" w:w="2300"/>
+            <w:tcW w:w="0" w:type="auto"/>
             <w:tcMar>
               <w:top w:w="90" w:type="dxa"/>
               <w:start w:w="110" w:type="dxa"/>
@@ -1772,7 +1772,7 @@
         </w:tc>
         <w:tc>
           <w:tcPr>
-            <w:tcW w:type="dxa" w:w="6606"/>
+            <w:tcW w:w="0" w:type="auto"/>
             <w:tcMar>
               <w:top w:w="90" w:type="dxa"/>
               <w:start w:w="110" w:type="dxa"/>
@@ -1828,7 +1828,7 @@
     </w:p>
     <w:tbl>
       <w:tblPr>
-        <w:tblW w:type="dxa" w:w="8906"/>
+        <w:tblW w:w="5000" w:type="pct"/>
         <w:jc w:val="left"/>
         <w:tblLayout w:type="fixed"/>
         <w:tblLook w:firstColumn="1" w:firstRow="1" w:lastColumn="0" w:lastRow="0" w:noHBand="0" w:noVBand="1" w:val="04A0"/>
@@ -1844,7 +1844,7 @@
         </w:trPr>
         <w:tc>
           <w:tcPr>
-            <w:tcW w:type="dxa" w:w="8206"/>
+            <w:tcW w:w="0" w:type="auto"/>
             <w:tcMar>
               <w:top w:w="90" w:type="dxa"/>
               <w:start w:w="110" w:type="dxa"/>
@@ -1882,7 +1882,7 @@
         </w:tc>
         <w:tc>
           <w:tcPr>
-            <w:tcW w:type="dxa" w:w="700"/>
+            <w:tcW w:w="0" w:type="auto"/>
             <w:tcMar>
               <w:top w:w="90" w:type="dxa"/>
               <w:start w:w="110" w:type="dxa"/>
@@ -1925,7 +1925,7 @@
         </w:trPr>
         <w:tc>
           <w:tcPr>
-            <w:tcW w:type="dxa" w:w="8206"/>
+            <w:tcW w:w="0" w:type="auto"/>
             <w:tcMar>
               <w:top w:w="90" w:type="dxa"/>
               <w:start w:w="110" w:type="dxa"/>
@@ -1963,7 +1963,7 @@
         </w:tc>
         <w:tc>
           <w:tcPr>
-            <w:tcW w:type="dxa" w:w="700"/>
+            <w:tcW w:w="0" w:type="auto"/>
             <w:tcMar>
               <w:top w:w="90" w:type="dxa"/>
               <w:start w:w="110" w:type="dxa"/>
@@ -2006,7 +2006,7 @@
         </w:trPr>
         <w:tc>
           <w:tcPr>
-            <w:tcW w:type="dxa" w:w="8206"/>
+            <w:tcW w:w="0" w:type="auto"/>
             <w:tcMar>
               <w:top w:w="90" w:type="dxa"/>
               <w:start w:w="110" w:type="dxa"/>
@@ -2044,7 +2044,7 @@
         </w:tc>
         <w:tc>
           <w:tcPr>
-            <w:tcW w:type="dxa" w:w="700"/>
+            <w:tcW w:w="0" w:type="auto"/>
             <w:tcMar>
               <w:top w:w="90" w:type="dxa"/>
               <w:start w:w="110" w:type="dxa"/>
@@ -2087,7 +2087,7 @@
         </w:trPr>
         <w:tc>
           <w:tcPr>
-            <w:tcW w:type="dxa" w:w="8206"/>
+            <w:tcW w:w="0" w:type="auto"/>
             <w:tcMar>
               <w:top w:w="90" w:type="dxa"/>
               <w:start w:w="110" w:type="dxa"/>
@@ -2125,7 +2125,7 @@
         </w:tc>
         <w:tc>
           <w:tcPr>
-            <w:tcW w:type="dxa" w:w="700"/>
+            <w:tcW w:w="0" w:type="auto"/>
             <w:tcMar>
               <w:top w:w="90" w:type="dxa"/>
               <w:start w:w="110" w:type="dxa"/>
@@ -2168,7 +2168,7 @@
         </w:trPr>
         <w:tc>
           <w:tcPr>
-            <w:tcW w:type="dxa" w:w="8206"/>
+            <w:tcW w:w="0" w:type="auto"/>
             <w:tcMar>
               <w:top w:w="90" w:type="dxa"/>
               <w:start w:w="110" w:type="dxa"/>
@@ -2206,7 +2206,7 @@
         </w:tc>
         <w:tc>
           <w:tcPr>
-            <w:tcW w:type="dxa" w:w="700"/>
+            <w:tcW w:w="0" w:type="auto"/>
             <w:tcMar>
               <w:top w:w="90" w:type="dxa"/>
               <w:start w:w="110" w:type="dxa"/>
@@ -2249,7 +2249,7 @@
         </w:trPr>
         <w:tc>
           <w:tcPr>
-            <w:tcW w:type="dxa" w:w="8206"/>
+            <w:tcW w:w="0" w:type="auto"/>
             <w:tcMar>
               <w:top w:w="90" w:type="dxa"/>
               <w:start w:w="110" w:type="dxa"/>
@@ -2287,7 +2287,7 @@
         </w:tc>
         <w:tc>
           <w:tcPr>
-            <w:tcW w:type="dxa" w:w="700"/>
+            <w:tcW w:w="0" w:type="auto"/>
             <w:tcMar>
               <w:top w:w="90" w:type="dxa"/>
               <w:start w:w="110" w:type="dxa"/>
@@ -2330,7 +2330,7 @@
         </w:trPr>
         <w:tc>
           <w:tcPr>
-            <w:tcW w:type="dxa" w:w="8206"/>
+            <w:tcW w:w="0" w:type="auto"/>
             <w:tcMar>
               <w:top w:w="90" w:type="dxa"/>
               <w:start w:w="110" w:type="dxa"/>
@@ -2368,7 +2368,7 @@
         </w:tc>
         <w:tc>
           <w:tcPr>
-            <w:tcW w:type="dxa" w:w="700"/>
+            <w:tcW w:w="0" w:type="auto"/>
             <w:tcMar>
               <w:top w:w="90" w:type="dxa"/>
               <w:start w:w="110" w:type="dxa"/>
@@ -2428,7 +2428,7 @@
     </w:p>
     <w:tbl>
       <w:tblPr>
-        <w:tblW w:type="dxa" w:w="8906"/>
+        <w:tblW w:w="5000" w:type="pct"/>
         <w:jc w:val="left"/>
         <w:tblLayout w:type="fixed"/>
         <w:tblLook w:firstColumn="1" w:firstRow="1" w:lastColumn="0" w:lastRow="0" w:noHBand="0" w:noVBand="1" w:val="04A0"/>
@@ -2444,7 +2444,7 @@
         </w:trPr>
         <w:tc>
           <w:tcPr>
-            <w:tcW w:type="dxa" w:w="2300"/>
+            <w:tcW w:w="0" w:type="auto"/>
             <w:tcMar>
               <w:top w:w="90" w:type="dxa"/>
               <w:start w:w="110" w:type="dxa"/>
@@ -2483,7 +2483,7 @@
         </w:tc>
         <w:tc>
           <w:tcPr>
-            <w:tcW w:type="dxa" w:w="6606"/>
+            <w:tcW w:w="0" w:type="auto"/>
             <w:tcMar>
               <w:top w:w="90" w:type="dxa"/>
               <w:start w:w="110" w:type="dxa"/>
@@ -2526,7 +2526,7 @@
         </w:trPr>
         <w:tc>
           <w:tcPr>
-            <w:tcW w:type="dxa" w:w="2300"/>
+            <w:tcW w:w="0" w:type="auto"/>
             <w:tcMar>
               <w:top w:w="90" w:type="dxa"/>
               <w:start w:w="110" w:type="dxa"/>
@@ -2565,7 +2565,7 @@
         </w:tc>
         <w:tc>
           <w:tcPr>
-            <w:tcW w:type="dxa" w:w="6606"/>
+            <w:tcW w:w="0" w:type="auto"/>
             <w:tcMar>
               <w:top w:w="90" w:type="dxa"/>
               <w:start w:w="110" w:type="dxa"/>
@@ -2608,7 +2608,7 @@
         </w:trPr>
         <w:tc>
           <w:tcPr>
-            <w:tcW w:type="dxa" w:w="2300"/>
+            <w:tcW w:w="0" w:type="auto"/>
             <w:tcMar>
               <w:top w:w="90" w:type="dxa"/>
               <w:start w:w="110" w:type="dxa"/>
@@ -2647,7 +2647,7 @@
         </w:tc>
         <w:tc>
           <w:tcPr>
-            <w:tcW w:type="dxa" w:w="6606"/>
+            <w:tcW w:w="0" w:type="auto"/>
             <w:tcMar>
               <w:top w:w="90" w:type="dxa"/>
               <w:start w:w="110" w:type="dxa"/>
@@ -2692,7 +2692,7 @@
         </w:trPr>
         <w:tc>
           <w:tcPr>
-            <w:tcW w:type="dxa" w:w="2300"/>
+            <w:tcW w:w="0" w:type="auto"/>
             <w:tcMar>
               <w:top w:w="90" w:type="dxa"/>
               <w:start w:w="110" w:type="dxa"/>
@@ -2731,7 +2731,7 @@
         </w:tc>
         <w:tc>
           <w:tcPr>
-            <w:tcW w:type="dxa" w:w="6606"/>
+            <w:tcW w:w="0" w:type="auto"/>
             <w:tcMar>
               <w:top w:w="90" w:type="dxa"/>
               <w:start w:w="110" w:type="dxa"/>
@@ -2774,7 +2774,7 @@
         </w:trPr>
         <w:tc>
           <w:tcPr>
-            <w:tcW w:type="dxa" w:w="2300"/>
+            <w:tcW w:w="0" w:type="auto"/>
             <w:tcMar>
               <w:top w:w="90" w:type="dxa"/>
               <w:start w:w="110" w:type="dxa"/>
@@ -2813,7 +2813,7 @@
         </w:tc>
         <w:tc>
           <w:tcPr>
-            <w:tcW w:type="dxa" w:w="6606"/>
+            <w:tcW w:w="0" w:type="auto"/>
             <w:tcMar>
               <w:top w:w="90" w:type="dxa"/>
               <w:start w:w="110" w:type="dxa"/>
@@ -2856,7 +2856,7 @@
         </w:trPr>
         <w:tc>
           <w:tcPr>
-            <w:tcW w:type="dxa" w:w="2300"/>
+            <w:tcW w:w="0" w:type="auto"/>
             <w:tcMar>
               <w:top w:w="90" w:type="dxa"/>
               <w:start w:w="110" w:type="dxa"/>
@@ -2895,7 +2895,7 @@
         </w:tc>
         <w:tc>
           <w:tcPr>
-            <w:tcW w:type="dxa" w:w="6606"/>
+            <w:tcW w:w="0" w:type="auto"/>
             <w:tcMar>
               <w:top w:w="90" w:type="dxa"/>
               <w:start w:w="110" w:type="dxa"/>
